--- a/corpus/synthetic/hf-images__006.docx
+++ b/corpus/synthetic/hf-images__006.docx
@@ -21,12 +21,12 @@
   <w:p>
     <w:r>
       <w:drawing>
-        <wp:anchor behindDoc="0">
-          <wp:positionH relativeFrom="margin">
-            <wp:align>center</wp:align>
+        <wp:anchor behindDoc="1" locked="0" layoutInCell="1" allowOverlap="1">
+          <wp:positionH relativeFrom="page">
+            <wp:posOffset>190500</wp:posOffset>
           </wp:positionH>
-          <wp:positionV relativeFrom="margin">
-            <wp:align>bottom</wp:align>
+          <wp:positionV relativeFrom="page">
+            <wp:posOffset>-95250</wp:posOffset>
           </wp:positionV>
           <wp:extent cx="381000" cy="190500"/>
           <wp:docPr id="1" name="Logo"/>
